--- a/scripts/thesis-reference.docx
+++ b/scripts/thesis-reference.docx
@@ -1004,13 +1004,21 @@
     <w:unhideWhenUsed/>
     <w:qFormat/>
     <w:pPr>
-      <w:spacing w:before="160" w:after="160" w:lineRule="auto" w:line="276"/>
+      <w:spacing w:before="200" w:after="200" w:lineRule="auto" w:line="276"/>
       <w:ind w:firstLine="0" w:left="480" w:right="480"/>
       <w:jc w:val="center"/>
+      <w:shd w:val="clear" w:color="auto" w:fill="FFF8E1"/>
+      <w:pBdr>
+        <w:top w:val="single" w:sz="4" w:space="6" w:color="E8D9A0"/>
+        <w:left w:val="single" w:sz="4" w:space="6" w:color="E8D9A0"/>
+        <w:bottom w:val="single" w:sz="4" w:space="6" w:color="E8D9A0"/>
+        <w:right w:val="single" w:sz="4" w:space="6" w:color="E8D9A0"/>
+      </w:pBdr>
     </w:pPr>
     <w:rPr>
       <w:rFonts w:ascii="Times New Roman" w:hAnsi="Times New Roman"/>
-      <w:sz w:val="22"/>
+      <w:color w:val="444444"/>
+      <w:sz w:val="21"/>
     </w:rPr>
   </w:style>
   <w:style w:type="paragraph" w:styleId="FootnoteText">
@@ -1084,10 +1092,12 @@
     <w:basedOn w:val="Normal"/>
     <w:link w:val="BodyTextChar"/>
     <w:pPr>
-      <w:spacing w:before="0" w:after="120"/>
+      <w:spacing w:before="0" w:after="320" w:line="240" w:lineRule="auto"/>
+      <w:jc w:val="center"/>
     </w:pPr>
     <w:rPr>
       <w:i/>
+      <w:sz w:val="19"/>
     </w:rPr>
   </w:style>
   <w:style w:type="paragraph" w:customStyle="1" w:styleId="TableCaption">
@@ -1106,18 +1116,20 @@
     <w:name w:val="Image Caption"/>
     <w:basedOn w:val="Caption"/>
     <w:pPr>
-      <w:spacing w:before="80" w:after="280" w:lineRule="auto" w:line="240"/>
+      <w:spacing w:before="80" w:after="320" w:lineRule="auto" w:line="240"/>
       <w:jc w:val="center"/>
     </w:pPr>
     <w:rPr>
       <w:rFonts w:ascii="Times New Roman" w:hAnsi="Times New Roman"/>
-      <w:sz w:val="20"/>
+      <w:i/>
+      <w:sz w:val="19"/>
     </w:rPr>
   </w:style>
   <w:style w:type="paragraph" w:customStyle="1" w:styleId="Figure">
     <w:name w:val="Figure"/>
     <w:basedOn w:val="Normal"/>
     <w:pPr>
+      <w:keepNext/>
       <w:spacing w:before="200" w:after="40"/>
       <w:jc w:val="center"/>
     </w:pPr>
@@ -1142,7 +1154,8 @@
     <w:name w:val="Verbatim Char"/>
     <w:basedOn w:val="BodyTextChar"/>
     <w:rPr>
-      <w:rFonts w:ascii="Consolas" w:hAnsi="Consolas"/>
+      <w:rFonts w:ascii="Courier New" w:hAnsi="Courier New" w:cs="Courier New" w:eastAsia="Courier New"/>
+      <w:color w:val="1F1F1F"/>
       <w:sz w:val="18"/>
     </w:rPr>
   </w:style>
@@ -1180,6 +1193,28 @@
       <w:b w:val="0"/>
       <w:bCs w:val="0"/>
       <w:color w:val="365F91" w:themeColor="accent1" w:themeShade="BF"/>
+    </w:rPr>
+  </w:style>
+  <w:style w:type="paragraph" w:customStyle="1" w:styleId="SourceCode">
+    <w:name w:val="Source Code"/>
+    <w:pPr>
+      <w:widowControl w:val="0"/>
+      <w:spacing w:line="240" w:lineRule="auto" w:before="40" w:after="40"/>
+      <w:ind w:left="200" w:right="80"/>
+      <w:jc w:val="left"/>
+      <w:shd w:val="clear" w:color="auto" w:fill="F6F8FA"/>
+      <w:pBdr>
+        <w:top w:val="single" w:sz="4" w:space="6" w:color="D8DEE6"/>
+        <w:left w:val="single" w:sz="4" w:space="6" w:color="D8DEE6"/>
+        <w:bottom w:val="single" w:sz="4" w:space="6" w:color="D8DEE6"/>
+        <w:right w:val="single" w:sz="4" w:space="6" w:color="D8DEE6"/>
+      </w:pBdr>
+      <w:keepLines w:val="1"/>
+    </w:pPr>
+    <w:rPr>
+      <w:rFonts w:ascii="Courier New" w:hAnsi="Courier New" w:eastAsia="Courier New" w:cs="Courier New"/>
+      <w:color w:val="1F1F1F"/>
+      <w:sz w:val="17"/>
     </w:rPr>
   </w:style>
 </w:styles>
